--- a/data/ai_paras/AI_para_49.docx
+++ b/data/ai_paras/AI_para_49.docx
@@ -4,7 +4,7 @@
   <w:body>
     <w:p>
       <w:r>
-        <w:t>Moreover, the strength of increased accessibility provided by online learning platforms is evident in their ability to support self-paced learning and reach a more diverse student base. These platforms enable students to tailor their learning experiences according to their own schedules, thereby accommodating various personal and professional commitments (Ref-u746651). This flexibility is particularly beneficial for non-traditional students who may juggle work and family responsibilities, as they can engage with course materials at their convenience. Furthermore, the broader reach of online platforms allows institutions to overcome geographical barriers, offering educational opportunities to a global audience (Ref-u746651). As a result, online learning platforms not only enhance academic achievements through flexible learning options but also democratize access to higher education by making it available to a wider array of learners.</w:t>
+        <w:t>Additionally, the implications of digital divides on learning outcomes are profound, as they exacerbate existing educational inequities. Students lacking access to reliable technology or internet face significant hurdles in achieving academic success, which can lead to lower engagement and academic performance compared to their peers (Ref-f976833). Addressing these issues requires targeted interventions that prioritize equitable access to technology and digital literacy training. Institutions could implement loan programs for devices and offer subsidized internet access to mitigate these barriers. Furthermore, developing inclusive digital literacy programs can enhance students' ability to navigate online learning environments effectively, ultimately fostering a more equitable and inclusive educational landscape (Ref-f976833).</w:t>
       </w:r>
     </w:p>
     <w:sectPr>
